--- a/klagomål/A 48663-2025 FSC-klagomål.docx
+++ b/klagomål/A 48663-2025 FSC-klagomål.docx
@@ -684,7 +684,7 @@
     <w:r>
       <w:tab/>
       <w:tab/>
-      <w:t>2025-10-07</w:t>
+      <w:t>2025-10-08</w:t>
       <w:br/>
       <w:br/>
     </w:r>

--- a/klagomål/A 48663-2025 FSC-klagomål.docx
+++ b/klagomål/A 48663-2025 FSC-klagomål.docx
@@ -684,7 +684,7 @@
     <w:r>
       <w:tab/>
       <w:tab/>
-      <w:t>2025-10-08</w:t>
+      <w:t>2025-10-09</w:t>
       <w:br/>
       <w:br/>
     </w:r>

--- a/klagomål/A 48663-2025 FSC-klagomål.docx
+++ b/klagomål/A 48663-2025 FSC-klagomål.docx
@@ -684,7 +684,7 @@
     <w:r>
       <w:tab/>
       <w:tab/>
-      <w:t>2025-10-09</w:t>
+      <w:t>2025-10-10</w:t>
       <w:br/>
       <w:br/>
     </w:r>

--- a/klagomål/A 48663-2025 FSC-klagomål.docx
+++ b/klagomål/A 48663-2025 FSC-klagomål.docx
@@ -684,7 +684,7 @@
     <w:r>
       <w:tab/>
       <w:tab/>
-      <w:t>2025-10-10</w:t>
+      <w:t>2025-10-11</w:t>
       <w:br/>
       <w:br/>
     </w:r>

--- a/klagomål/A 48663-2025 FSC-klagomål.docx
+++ b/klagomål/A 48663-2025 FSC-klagomål.docx
@@ -684,7 +684,7 @@
     <w:r>
       <w:tab/>
       <w:tab/>
-      <w:t>2025-10-16</w:t>
+      <w:t>2025-10-17</w:t>
       <w:br/>
       <w:br/>
     </w:r>

--- a/klagomål/A 48663-2025 FSC-klagomål.docx
+++ b/klagomål/A 48663-2025 FSC-klagomål.docx
@@ -684,7 +684,7 @@
     <w:r>
       <w:tab/>
       <w:tab/>
-      <w:t>2025-10-17</w:t>
+      <w:t>2025-10-18</w:t>
       <w:br/>
       <w:br/>
     </w:r>

--- a/klagomål/A 48663-2025 FSC-klagomål.docx
+++ b/klagomål/A 48663-2025 FSC-klagomål.docx
@@ -684,7 +684,7 @@
     <w:r>
       <w:tab/>
       <w:tab/>
-      <w:t>2025-10-18</w:t>
+      <w:t>2025-10-19</w:t>
       <w:br/>
       <w:br/>
     </w:r>

--- a/klagomål/A 48663-2025 FSC-klagomål.docx
+++ b/klagomål/A 48663-2025 FSC-klagomål.docx
@@ -684,7 +684,7 @@
     <w:r>
       <w:tab/>
       <w:tab/>
-      <w:t>2025-10-19</w:t>
+      <w:t>2025-10-20</w:t>
       <w:br/>
       <w:br/>
     </w:r>

--- a/klagomål/A 48663-2025 FSC-klagomål.docx
+++ b/klagomål/A 48663-2025 FSC-klagomål.docx
@@ -684,7 +684,7 @@
     <w:r>
       <w:tab/>
       <w:tab/>
-      <w:t>2025-10-20</w:t>
+      <w:t>2025-10-21</w:t>
       <w:br/>
       <w:br/>
     </w:r>

--- a/klagomål/A 48663-2025 FSC-klagomål.docx
+++ b/klagomål/A 48663-2025 FSC-klagomål.docx
@@ -684,7 +684,7 @@
     <w:r>
       <w:tab/>
       <w:tab/>
-      <w:t>2025-10-21</w:t>
+      <w:t>2025-10-22</w:t>
       <w:br/>
       <w:br/>
     </w:r>

--- a/klagomål/A 48663-2025 FSC-klagomål.docx
+++ b/klagomål/A 48663-2025 FSC-klagomål.docx
@@ -684,7 +684,7 @@
     <w:r>
       <w:tab/>
       <w:tab/>
-      <w:t>2025-10-22</w:t>
+      <w:t>2025-10-23</w:t>
       <w:br/>
       <w:br/>
     </w:r>

--- a/klagomål/A 48663-2025 FSC-klagomål.docx
+++ b/klagomål/A 48663-2025 FSC-klagomål.docx
@@ -684,7 +684,7 @@
     <w:r>
       <w:tab/>
       <w:tab/>
-      <w:t>2025-10-23</w:t>
+      <w:t>2025-10-24</w:t>
       <w:br/>
       <w:br/>
     </w:r>

--- a/klagomål/A 48663-2025 FSC-klagomål.docx
+++ b/klagomål/A 48663-2025 FSC-klagomål.docx
@@ -684,7 +684,7 @@
     <w:r>
       <w:tab/>
       <w:tab/>
-      <w:t>2025-10-24</w:t>
+      <w:t>2025-10-25</w:t>
       <w:br/>
       <w:br/>
     </w:r>

--- a/klagomål/A 48663-2025 FSC-klagomål.docx
+++ b/klagomål/A 48663-2025 FSC-klagomål.docx
@@ -684,7 +684,7 @@
     <w:r>
       <w:tab/>
       <w:tab/>
-      <w:t>2025-10-25</w:t>
+      <w:t>2025-10-26</w:t>
       <w:br/>
       <w:br/>
     </w:r>

--- a/klagomål/A 48663-2025 FSC-klagomål.docx
+++ b/klagomål/A 48663-2025 FSC-klagomål.docx
@@ -684,7 +684,7 @@
     <w:r>
       <w:tab/>
       <w:tab/>
-      <w:t>2025-10-26</w:t>
+      <w:t>2025-10-27</w:t>
       <w:br/>
       <w:br/>
     </w:r>

--- a/klagomål/A 48663-2025 FSC-klagomål.docx
+++ b/klagomål/A 48663-2025 FSC-klagomål.docx
@@ -684,7 +684,7 @@
     <w:r>
       <w:tab/>
       <w:tab/>
-      <w:t>2025-10-27</w:t>
+      <w:t>2025-10-28</w:t>
       <w:br/>
       <w:br/>
     </w:r>

--- a/klagomål/A 48663-2025 FSC-klagomål.docx
+++ b/klagomål/A 48663-2025 FSC-klagomål.docx
@@ -684,7 +684,7 @@
     <w:r>
       <w:tab/>
       <w:tab/>
-      <w:t>2025-10-28</w:t>
+      <w:t>2025-10-29</w:t>
       <w:br/>
       <w:br/>
     </w:r>

--- a/klagomål/A 48663-2025 FSC-klagomål.docx
+++ b/klagomål/A 48663-2025 FSC-klagomål.docx
@@ -684,7 +684,7 @@
     <w:r>
       <w:tab/>
       <w:tab/>
-      <w:t>2025-10-29</w:t>
+      <w:t>2025-10-30</w:t>
       <w:br/>
       <w:br/>
     </w:r>

--- a/klagomål/A 48663-2025 FSC-klagomål.docx
+++ b/klagomål/A 48663-2025 FSC-klagomål.docx
@@ -684,7 +684,7 @@
     <w:r>
       <w:tab/>
       <w:tab/>
-      <w:t>2025-10-30</w:t>
+      <w:t>2025-10-31</w:t>
       <w:br/>
       <w:br/>
     </w:r>

--- a/klagomål/A 48663-2025 FSC-klagomål.docx
+++ b/klagomål/A 48663-2025 FSC-klagomål.docx
@@ -684,7 +684,7 @@
     <w:r>
       <w:tab/>
       <w:tab/>
-      <w:t>2025-10-31</w:t>
+      <w:t>2025-11-01</w:t>
       <w:br/>
       <w:br/>
     </w:r>

--- a/klagomål/A 48663-2025 FSC-klagomål.docx
+++ b/klagomål/A 48663-2025 FSC-klagomål.docx
@@ -684,7 +684,7 @@
     <w:r>
       <w:tab/>
       <w:tab/>
-      <w:t>2025-11-01</w:t>
+      <w:t>2025-11-02</w:t>
       <w:br/>
       <w:br/>
     </w:r>

--- a/klagomål/A 48663-2025 FSC-klagomål.docx
+++ b/klagomål/A 48663-2025 FSC-klagomål.docx
@@ -684,7 +684,7 @@
     <w:r>
       <w:tab/>
       <w:tab/>
-      <w:t>2025-11-02</w:t>
+      <w:t>2025-11-03</w:t>
       <w:br/>
       <w:br/>
     </w:r>

--- a/klagomål/A 48663-2025 FSC-klagomål.docx
+++ b/klagomål/A 48663-2025 FSC-klagomål.docx
@@ -684,7 +684,7 @@
     <w:r>
       <w:tab/>
       <w:tab/>
-      <w:t>2025-11-03</w:t>
+      <w:t>2025-11-04</w:t>
       <w:br/>
       <w:br/>
     </w:r>

--- a/klagomål/A 48663-2025 FSC-klagomål.docx
+++ b/klagomål/A 48663-2025 FSC-klagomål.docx
@@ -191,7 +191,7 @@
     </w:p>
     <w:p>
       <w:r>
-        <w:t>I avverkningsanmälan har följande 5 naturvårdsarter hittats: garnlav (NT), granticka (NT), kattfotslav (S), vedticka (S) och västlig hakmossa (S). Av dessa är 2 rödlistade. För rödlistade arter har rödlistekategorin angivits inom parentes. Arter som är signalarter enligt Skogsstyrelsen har markerats med (S).</w:t>
+        <w:t>I avverkningsanmälan har följande 7 naturvårdsarter hittats: brunpudrad nållav (NT), garnlav (NT), granticka (NT), kattfotslav (S), kornknutmossa (S), vedticka (S) och västlig hakmossa (S). Av dessa är 3 rödlistade. För rödlistade arter har rödlistekategorin angivits inom parentes. Arter som är signalarter enligt Skogsstyrelsen har markerats med (S).</w:t>
       </w:r>
     </w:p>
     <w:p>
@@ -206,7 +206,7 @@
       <w:r>
         <w:drawing>
           <wp:inline xmlns:a="http://schemas.openxmlformats.org/drawingml/2006/main" xmlns:pic="http://schemas.openxmlformats.org/drawingml/2006/picture">
-            <wp:extent cx="5486400" cy="5773164"/>
+            <wp:extent cx="5486400" cy="5676137"/>
             <wp:docPr id="1" name="Picture 1"/>
             <wp:cNvGraphicFramePr>
               <a:graphicFrameLocks noChangeAspect="1"/>
@@ -227,7 +227,7 @@
                   <pic:spPr>
                     <a:xfrm>
                       <a:off x="0" y="0"/>
-                      <a:ext cx="5486400" cy="5773164"/>
+                      <a:ext cx="5486400" cy="5676137"/>
                     </a:xfrm>
                     <a:prstGeom prst="rect"/>
                   </pic:spPr>
@@ -244,6 +244,17 @@
       </w:pPr>
       <w:r>
         <w:t>Figur 1. Fyndplatser för naturvårdsarter i det avverkningsanmälda området (röd linje). Markörer utan svart kant är placerade på fyndplatsen. Markörer med svart kant är placerade vid sidan av fyndplatsen och har ett svart streck som visar fyndplatsens exakta position. Kartans mittpunktskoordinat är N 6364590, E 401558 i SWEREF 99 TM.</w:t>
+      </w:r>
+    </w:p>
+    <w:p>
+      <w:r>
+        <w:rPr>
+          <w:b/>
+        </w:rPr>
+        <w:t>Brunpudrad nållav (NT)</w:t>
+      </w:r>
+      <w:r>
+        <w:t xml:space="preserve"> är beroende av hög, jämn luftfuktighet och kan påträffas i fuktiga skogar av naturskogskaraktär, ofta i sumpgranskog eller andra sumpskogar. Arten är placerad högst upp i Skogsstyrelsens värdepyramid för bedömning av skog med höga naturvärden och förekomster bör undantas från skogsbruksåtgärder (SLU Artdatabanken, 2024; Nitare &amp; Skogsstyrelsen, 2019).</w:t>
       </w:r>
     </w:p>
     <w:p>
@@ -277,6 +288,17 @@
       </w:r>
       <w:r>
         <w:t>är en mycket god signalart i hela sitt svenska utbredningsområde och skogsbestånd med kattfotslav är alltid värdefulla ur naturvårdssynpunkt. Arten indikerar dels ett mikroklimat med konstant hög luftfuktighet, dels kontinuitet av äldre träd och god trädslutenhet. Trots att den är vanligare i sydvästra Sverige växer den enbart i skogsbestånd med höga naturvärden. Den är känslig för skogliga ingrepp som kan förändra lokal- och mikroklimat (Nitare &amp; Skogsstyrelsen, 2019).</w:t>
+      </w:r>
+    </w:p>
+    <w:p>
+      <w:r>
+        <w:rPr>
+          <w:b/>
+        </w:rPr>
+        <w:t>Kornknutmossa</w:t>
+      </w:r>
+      <w:r>
+        <w:t xml:space="preserve"> växer främst på grova lågor i sumpskog och myrkanter och indikerar miljöer med rik och jämn tillgång på fuktigt liggande ved. En typisk växtplats i södra Sverige är naturskogsartad gransumpskog. Samtliga skogsskötselåtgärder på eller i omedelbar närhet av lokalerna utgör ett hot. Fragmenteringen av skogslandskapet liksom minskad mängd död ved är ett långsiktigt hot mot denna art (SLU Artdatabanken, 2024; Nitare &amp; Skogsstyrelsen, 2019).</w:t>
       </w:r>
     </w:p>
     <w:p>
@@ -369,7 +391,7 @@
         <w:rPr>
           <w:i/>
         </w:rPr>
-        <w:t>I det avverkningsanmälda skogsområdet har 5 naturvårdsarter varav 2 rödlistade arter sina livsmiljöer och växtplatser.</w:t>
+        <w:t>I det avverkningsanmälda skogsområdet har 7 naturvårdsarter varav 3 rödlistade arter sina livsmiljöer och växtplatser.</w:t>
       </w:r>
     </w:p>
     <w:p>
@@ -684,7 +706,7 @@
     <w:r>
       <w:tab/>
       <w:tab/>
-      <w:t>2025-11-04</w:t>
+      <w:t>2025-11-05</w:t>
       <w:br/>
       <w:br/>
     </w:r>

--- a/klagomål/A 48663-2025 FSC-klagomål.docx
+++ b/klagomål/A 48663-2025 FSC-klagomål.docx
@@ -706,7 +706,7 @@
     <w:r>
       <w:tab/>
       <w:tab/>
-      <w:t>2025-11-05</w:t>
+      <w:t>2025-11-06</w:t>
       <w:br/>
       <w:br/>
     </w:r>

--- a/klagomål/A 48663-2025 FSC-klagomål.docx
+++ b/klagomål/A 48663-2025 FSC-klagomål.docx
@@ -706,7 +706,7 @@
     <w:r>
       <w:tab/>
       <w:tab/>
-      <w:t>2025-11-06</w:t>
+      <w:t>2025-11-07</w:t>
       <w:br/>
       <w:br/>
     </w:r>

--- a/klagomål/A 48663-2025 FSC-klagomål.docx
+++ b/klagomål/A 48663-2025 FSC-klagomål.docx
@@ -706,7 +706,7 @@
     <w:r>
       <w:tab/>
       <w:tab/>
-      <w:t>2025-11-07</w:t>
+      <w:t>2025-11-08</w:t>
       <w:br/>
       <w:br/>
     </w:r>

--- a/klagomål/A 48663-2025 FSC-klagomål.docx
+++ b/klagomål/A 48663-2025 FSC-klagomål.docx
@@ -706,7 +706,7 @@
     <w:r>
       <w:tab/>
       <w:tab/>
-      <w:t>2025-11-08</w:t>
+      <w:t>2025-11-09</w:t>
       <w:br/>
       <w:br/>
     </w:r>

--- a/klagomål/A 48663-2025 FSC-klagomål.docx
+++ b/klagomål/A 48663-2025 FSC-klagomål.docx
@@ -706,7 +706,7 @@
     <w:r>
       <w:tab/>
       <w:tab/>
-      <w:t>2025-11-09</w:t>
+      <w:t>2025-11-10</w:t>
       <w:br/>
       <w:br/>
     </w:r>

--- a/klagomål/A 48663-2025 FSC-klagomål.docx
+++ b/klagomål/A 48663-2025 FSC-klagomål.docx
@@ -706,7 +706,7 @@
     <w:r>
       <w:tab/>
       <w:tab/>
-      <w:t>2025-11-10</w:t>
+      <w:t>2025-11-11</w:t>
       <w:br/>
       <w:br/>
     </w:r>

--- a/klagomål/A 48663-2025 FSC-klagomål.docx
+++ b/klagomål/A 48663-2025 FSC-klagomål.docx
@@ -706,7 +706,7 @@
     <w:r>
       <w:tab/>
       <w:tab/>
-      <w:t>2025-11-11</w:t>
+      <w:t>2025-11-12</w:t>
       <w:br/>
       <w:br/>
     </w:r>

--- a/klagomål/A 48663-2025 FSC-klagomål.docx
+++ b/klagomål/A 48663-2025 FSC-klagomål.docx
@@ -706,7 +706,7 @@
     <w:r>
       <w:tab/>
       <w:tab/>
-      <w:t>2025-11-12</w:t>
+      <w:t>2025-11-13</w:t>
       <w:br/>
       <w:br/>
     </w:r>

--- a/klagomål/A 48663-2025 FSC-klagomål.docx
+++ b/klagomål/A 48663-2025 FSC-klagomål.docx
@@ -706,7 +706,7 @@
     <w:r>
       <w:tab/>
       <w:tab/>
-      <w:t>2025-11-13</w:t>
+      <w:t>2025-11-14</w:t>
       <w:br/>
       <w:br/>
     </w:r>

--- a/klagomål/A 48663-2025 FSC-klagomål.docx
+++ b/klagomål/A 48663-2025 FSC-klagomål.docx
@@ -706,7 +706,7 @@
     <w:r>
       <w:tab/>
       <w:tab/>
-      <w:t>2025-11-14</w:t>
+      <w:t>2025-11-15</w:t>
       <w:br/>
       <w:br/>
     </w:r>

--- a/klagomål/A 48663-2025 FSC-klagomål.docx
+++ b/klagomål/A 48663-2025 FSC-klagomål.docx
@@ -706,7 +706,7 @@
     <w:r>
       <w:tab/>
       <w:tab/>
-      <w:t>2025-11-15</w:t>
+      <w:t>2025-11-20</w:t>
       <w:br/>
       <w:br/>
     </w:r>

--- a/klagomål/A 48663-2025 FSC-klagomål.docx
+++ b/klagomål/A 48663-2025 FSC-klagomål.docx
@@ -706,7 +706,7 @@
     <w:r>
       <w:tab/>
       <w:tab/>
-      <w:t>2025-11-20</w:t>
+      <w:t>2025-11-21</w:t>
       <w:br/>
       <w:br/>
     </w:r>

--- a/klagomål/A 48663-2025 FSC-klagomål.docx
+++ b/klagomål/A 48663-2025 FSC-klagomål.docx
@@ -706,7 +706,7 @@
     <w:r>
       <w:tab/>
       <w:tab/>
-      <w:t>2025-11-21</w:t>
+      <w:t>2025-11-22</w:t>
       <w:br/>
       <w:br/>
     </w:r>

--- a/klagomål/A 48663-2025 FSC-klagomål.docx
+++ b/klagomål/A 48663-2025 FSC-klagomål.docx
@@ -706,7 +706,7 @@
     <w:r>
       <w:tab/>
       <w:tab/>
-      <w:t>2025-11-22</w:t>
+      <w:t>2025-11-23</w:t>
       <w:br/>
       <w:br/>
     </w:r>

--- a/klagomål/A 48663-2025 FSC-klagomål.docx
+++ b/klagomål/A 48663-2025 FSC-klagomål.docx
@@ -706,7 +706,7 @@
     <w:r>
       <w:tab/>
       <w:tab/>
-      <w:t>2025-11-23</w:t>
+      <w:t>2025-11-24</w:t>
       <w:br/>
       <w:br/>
     </w:r>

--- a/klagomål/A 48663-2025 FSC-klagomål.docx
+++ b/klagomål/A 48663-2025 FSC-klagomål.docx
@@ -706,7 +706,7 @@
     <w:r>
       <w:tab/>
       <w:tab/>
-      <w:t>2025-11-24</w:t>
+      <w:t>2025-11-25</w:t>
       <w:br/>
       <w:br/>
     </w:r>

--- a/klagomål/A 48663-2025 FSC-klagomål.docx
+++ b/klagomål/A 48663-2025 FSC-klagomål.docx
@@ -706,7 +706,7 @@
     <w:r>
       <w:tab/>
       <w:tab/>
-      <w:t>2025-11-25</w:t>
+      <w:t>2025-11-26</w:t>
       <w:br/>
       <w:br/>
     </w:r>

--- a/klagomål/A 48663-2025 FSC-klagomål.docx
+++ b/klagomål/A 48663-2025 FSC-klagomål.docx
@@ -706,7 +706,7 @@
     <w:r>
       <w:tab/>
       <w:tab/>
-      <w:t>2025-11-26</w:t>
+      <w:t>2025-11-27</w:t>
       <w:br/>
       <w:br/>
     </w:r>

--- a/klagomål/A 48663-2025 FSC-klagomål.docx
+++ b/klagomål/A 48663-2025 FSC-klagomål.docx
@@ -706,7 +706,7 @@
     <w:r>
       <w:tab/>
       <w:tab/>
-      <w:t>2025-11-27</w:t>
+      <w:t>2025-11-28</w:t>
       <w:br/>
       <w:br/>
     </w:r>

--- a/klagomål/A 48663-2025 FSC-klagomål.docx
+++ b/klagomål/A 48663-2025 FSC-klagomål.docx
@@ -706,7 +706,7 @@
     <w:r>
       <w:tab/>
       <w:tab/>
-      <w:t>2025-11-28</w:t>
+      <w:t>2025-11-29</w:t>
       <w:br/>
       <w:br/>
     </w:r>

--- a/klagomål/A 48663-2025 FSC-klagomål.docx
+++ b/klagomål/A 48663-2025 FSC-klagomål.docx
@@ -706,7 +706,7 @@
     <w:r>
       <w:tab/>
       <w:tab/>
-      <w:t>2025-11-29</w:t>
+      <w:t>2025-11-30</w:t>
       <w:br/>
       <w:br/>
     </w:r>

--- a/klagomål/A 48663-2025 FSC-klagomål.docx
+++ b/klagomål/A 48663-2025 FSC-klagomål.docx
@@ -706,7 +706,7 @@
     <w:r>
       <w:tab/>
       <w:tab/>
-      <w:t>2025-11-30</w:t>
+      <w:t>2025-12-01</w:t>
       <w:br/>
       <w:br/>
     </w:r>

--- a/klagomål/A 48663-2025 FSC-klagomål.docx
+++ b/klagomål/A 48663-2025 FSC-klagomål.docx
@@ -706,7 +706,7 @@
     <w:r>
       <w:tab/>
       <w:tab/>
-      <w:t>2025-12-01</w:t>
+      <w:t>2025-12-02</w:t>
       <w:br/>
       <w:br/>
     </w:r>

--- a/klagomål/A 48663-2025 FSC-klagomål.docx
+++ b/klagomål/A 48663-2025 FSC-klagomål.docx
@@ -706,7 +706,7 @@
     <w:r>
       <w:tab/>
       <w:tab/>
-      <w:t>2025-12-02</w:t>
+      <w:t>2025-12-03</w:t>
       <w:br/>
       <w:br/>
     </w:r>

--- a/klagomål/A 48663-2025 FSC-klagomål.docx
+++ b/klagomål/A 48663-2025 FSC-klagomål.docx
@@ -706,7 +706,7 @@
     <w:r>
       <w:tab/>
       <w:tab/>
-      <w:t>2025-12-03</w:t>
+      <w:t>2025-12-04</w:t>
       <w:br/>
       <w:br/>
     </w:r>

--- a/klagomål/A 48663-2025 FSC-klagomål.docx
+++ b/klagomål/A 48663-2025 FSC-klagomål.docx
@@ -706,7 +706,7 @@
     <w:r>
       <w:tab/>
       <w:tab/>
-      <w:t>2025-12-04</w:t>
+      <w:t>2025-12-05</w:t>
       <w:br/>
       <w:br/>
     </w:r>

--- a/klagomål/A 48663-2025 FSC-klagomål.docx
+++ b/klagomål/A 48663-2025 FSC-klagomål.docx
@@ -706,7 +706,7 @@
     <w:r>
       <w:tab/>
       <w:tab/>
-      <w:t>2025-12-05</w:t>
+      <w:t>2025-12-06</w:t>
       <w:br/>
       <w:br/>
     </w:r>

--- a/klagomål/A 48663-2025 FSC-klagomål.docx
+++ b/klagomål/A 48663-2025 FSC-klagomål.docx
@@ -706,7 +706,7 @@
     <w:r>
       <w:tab/>
       <w:tab/>
-      <w:t>2025-12-06</w:t>
+      <w:t>2025-12-07</w:t>
       <w:br/>
       <w:br/>
     </w:r>

--- a/klagomål/A 48663-2025 FSC-klagomål.docx
+++ b/klagomål/A 48663-2025 FSC-klagomål.docx
@@ -706,7 +706,7 @@
     <w:r>
       <w:tab/>
       <w:tab/>
-      <w:t>2025-12-07</w:t>
+      <w:t>2025-12-08</w:t>
       <w:br/>
       <w:br/>
     </w:r>

--- a/klagomål/A 48663-2025 FSC-klagomål.docx
+++ b/klagomål/A 48663-2025 FSC-klagomål.docx
@@ -706,7 +706,7 @@
     <w:r>
       <w:tab/>
       <w:tab/>
-      <w:t>2025-12-08</w:t>
+      <w:t>2025-12-09</w:t>
       <w:br/>
       <w:br/>
     </w:r>

--- a/klagomål/A 48663-2025 FSC-klagomål.docx
+++ b/klagomål/A 48663-2025 FSC-klagomål.docx
@@ -706,7 +706,7 @@
     <w:r>
       <w:tab/>
       <w:tab/>
-      <w:t>2025-12-09</w:t>
+      <w:t>2025-12-10</w:t>
       <w:br/>
       <w:br/>
     </w:r>

--- a/klagomål/A 48663-2025 FSC-klagomål.docx
+++ b/klagomål/A 48663-2025 FSC-klagomål.docx
@@ -706,7 +706,7 @@
     <w:r>
       <w:tab/>
       <w:tab/>
-      <w:t>2025-12-10</w:t>
+      <w:t>2025-12-11</w:t>
       <w:br/>
       <w:br/>
     </w:r>

--- a/klagomål/A 48663-2025 FSC-klagomål.docx
+++ b/klagomål/A 48663-2025 FSC-klagomål.docx
@@ -706,7 +706,7 @@
     <w:r>
       <w:tab/>
       <w:tab/>
-      <w:t>2025-12-11</w:t>
+      <w:t>2025-12-12</w:t>
       <w:br/>
       <w:br/>
     </w:r>

--- a/klagomål/A 48663-2025 FSC-klagomål.docx
+++ b/klagomål/A 48663-2025 FSC-klagomål.docx
@@ -706,7 +706,7 @@
     <w:r>
       <w:tab/>
       <w:tab/>
-      <w:t>2025-12-12</w:t>
+      <w:t>2025-12-13</w:t>
       <w:br/>
       <w:br/>
     </w:r>

--- a/klagomål/A 48663-2025 FSC-klagomål.docx
+++ b/klagomål/A 48663-2025 FSC-klagomål.docx
@@ -706,7 +706,7 @@
     <w:r>
       <w:tab/>
       <w:tab/>
-      <w:t>2025-12-19</w:t>
+      <w:t>2025-12-20</w:t>
       <w:br/>
       <w:br/>
     </w:r>

--- a/klagomål/A 48663-2025 FSC-klagomål.docx
+++ b/klagomål/A 48663-2025 FSC-klagomål.docx
@@ -706,7 +706,7 @@
     <w:r>
       <w:tab/>
       <w:tab/>
-      <w:t>2025-12-20</w:t>
+      <w:t>2025-12-21</w:t>
       <w:br/>
       <w:br/>
     </w:r>

--- a/klagomål/A 48663-2025 FSC-klagomål.docx
+++ b/klagomål/A 48663-2025 FSC-klagomål.docx
@@ -706,7 +706,7 @@
     <w:r>
       <w:tab/>
       <w:tab/>
-      <w:t>2025-12-21</w:t>
+      <w:t>2025-12-22</w:t>
       <w:br/>
       <w:br/>
     </w:r>

--- a/klagomål/A 48663-2025 FSC-klagomål.docx
+++ b/klagomål/A 48663-2025 FSC-klagomål.docx
@@ -706,7 +706,7 @@
     <w:r>
       <w:tab/>
       <w:tab/>
-      <w:t>2025-12-22</w:t>
+      <w:t>2025-12-26</w:t>
       <w:br/>
       <w:br/>
     </w:r>
